--- a/A5_Backend_API文档.docx
+++ b/A5_Backend_API文档.docx
@@ -31,7 +31,6 @@
       <w:tblPr>
         <w:tblStyle w:val="LightGrid-Accent1"/>
         <w:tblW w:type="auto" w:w="0"/>
-        <w:jc w:val="center"/>
         <w:tblLook w:firstColumn="1" w:firstRow="1" w:lastColumn="0" w:lastRow="0" w:noHBand="0" w:noVBand="1" w:val="04A0"/>
       </w:tblPr>
       <w:tblGrid>
@@ -44,13 +43,12 @@
       <w:tr>
         <w:tc>
           <w:tcPr>
-            <w:tcW w:type="dxa" w:w="567"/>
+            <w:tcW w:type="dxa" w:w="1728"/>
           </w:tcPr>
           <w:p>
             <w:r>
               <w:rPr>
                 <w:b/>
-                <w:sz w:val="22"/>
               </w:rPr>
               <w:t>#</w:t>
             </w:r>
@@ -58,13 +56,12 @@
         </w:tc>
         <w:tc>
           <w:tcPr>
-            <w:tcW w:type="dxa" w:w="1134"/>
+            <w:tcW w:type="dxa" w:w="1728"/>
           </w:tcPr>
           <w:p>
             <w:r>
               <w:rPr>
                 <w:b/>
-                <w:sz w:val="22"/>
               </w:rPr>
               <w:t>方法</w:t>
             </w:r>
@@ -72,13 +69,12 @@
         </w:tc>
         <w:tc>
           <w:tcPr>
-            <w:tcW w:type="dxa" w:w="3118"/>
+            <w:tcW w:type="dxa" w:w="1728"/>
           </w:tcPr>
           <w:p>
             <w:r>
               <w:rPr>
                 <w:b/>
-                <w:sz w:val="22"/>
               </w:rPr>
               <w:t>路径</w:t>
             </w:r>
@@ -86,13 +82,12 @@
         </w:tc>
         <w:tc>
           <w:tcPr>
-            <w:tcW w:type="dxa" w:w="3118"/>
+            <w:tcW w:type="dxa" w:w="1728"/>
           </w:tcPr>
           <w:p>
             <w:r>
               <w:rPr>
                 <w:b/>
-                <w:sz w:val="22"/>
               </w:rPr>
               <w:t>作用</w:t>
             </w:r>
@@ -100,13 +95,12 @@
         </w:tc>
         <w:tc>
           <w:tcPr>
-            <w:tcW w:type="dxa" w:w="2268"/>
+            <w:tcW w:type="dxa" w:w="1728"/>
           </w:tcPr>
           <w:p>
             <w:r>
               <w:rPr>
                 <w:b/>
-                <w:sz w:val="22"/>
               </w:rPr>
               <w:t>开发程度</w:t>
             </w:r>
@@ -116,65 +110,50 @@
       <w:tr>
         <w:tc>
           <w:tcPr>
-            <w:tcW w:type="dxa" w:w="567"/>
+            <w:tcW w:type="dxa" w:w="1728"/>
           </w:tcPr>
           <w:p>
             <w:r>
-              <w:rPr>
-                <w:sz w:val="20"/>
-              </w:rPr>
               <w:t>1</w:t>
             </w:r>
           </w:p>
         </w:tc>
         <w:tc>
           <w:tcPr>
-            <w:tcW w:type="dxa" w:w="1134"/>
+            <w:tcW w:type="dxa" w:w="1728"/>
           </w:tcPr>
           <w:p>
             <w:r>
-              <w:rPr>
-                <w:sz w:val="20"/>
-              </w:rPr>
               <w:t>POST</w:t>
             </w:r>
           </w:p>
         </w:tc>
         <w:tc>
           <w:tcPr>
-            <w:tcW w:type="dxa" w:w="3118"/>
+            <w:tcW w:type="dxa" w:w="1728"/>
           </w:tcPr>
           <w:p>
             <w:r>
-              <w:rPr>
-                <w:sz w:val="20"/>
-              </w:rPr>
-              <w:t>/api/rooms</w:t>
+              <w:t>/api/auth/register</w:t>
             </w:r>
           </w:p>
         </w:tc>
         <w:tc>
           <w:tcPr>
-            <w:tcW w:type="dxa" w:w="3118"/>
+            <w:tcW w:type="dxa" w:w="1728"/>
           </w:tcPr>
           <w:p>
             <w:r>
-              <w:rPr>
-                <w:sz w:val="20"/>
-              </w:rPr>
-              <w:t>创建研学房间</w:t>
+              <w:t>用户注册，返回 userId + token</w:t>
             </w:r>
           </w:p>
         </w:tc>
         <w:tc>
           <w:tcPr>
-            <w:tcW w:type="dxa" w:w="2268"/>
+            <w:tcW w:type="dxa" w:w="1728"/>
           </w:tcPr>
           <w:p>
             <w:r>
-              <w:rPr>
-                <w:sz w:val="20"/>
-              </w:rPr>
               <w:t>已完成</w:t>
             </w:r>
           </w:p>
@@ -183,65 +162,50 @@
       <w:tr>
         <w:tc>
           <w:tcPr>
-            <w:tcW w:type="dxa" w:w="567"/>
+            <w:tcW w:type="dxa" w:w="1728"/>
           </w:tcPr>
           <w:p>
             <w:r>
-              <w:rPr>
-                <w:sz w:val="20"/>
-              </w:rPr>
               <w:t>2</w:t>
             </w:r>
           </w:p>
         </w:tc>
         <w:tc>
           <w:tcPr>
-            <w:tcW w:type="dxa" w:w="1134"/>
+            <w:tcW w:type="dxa" w:w="1728"/>
           </w:tcPr>
           <w:p>
             <w:r>
-              <w:rPr>
-                <w:sz w:val="20"/>
-              </w:rPr>
-              <w:t>GET</w:t>
+              <w:t>POST</w:t>
             </w:r>
           </w:p>
         </w:tc>
         <w:tc>
           <w:tcPr>
-            <w:tcW w:type="dxa" w:w="3118"/>
+            <w:tcW w:type="dxa" w:w="1728"/>
           </w:tcPr>
           <w:p>
             <w:r>
-              <w:rPr>
-                <w:sz w:val="20"/>
-              </w:rPr>
-              <w:t>/api/rooms/{roomId}</w:t>
+              <w:t>/api/rooms</w:t>
             </w:r>
           </w:p>
         </w:tc>
         <w:tc>
           <w:tcPr>
-            <w:tcW w:type="dxa" w:w="3118"/>
+            <w:tcW w:type="dxa" w:w="1728"/>
           </w:tcPr>
           <w:p>
             <w:r>
-              <w:rPr>
-                <w:sz w:val="20"/>
-              </w:rPr>
-              <w:t>查询房间状态（成员、当前讲解点、状态）</w:t>
+              <w:t>创建研学房间（需 token 认证）</w:t>
             </w:r>
           </w:p>
         </w:tc>
         <w:tc>
           <w:tcPr>
-            <w:tcW w:type="dxa" w:w="2268"/>
+            <w:tcW w:type="dxa" w:w="1728"/>
           </w:tcPr>
           <w:p>
             <w:r>
-              <w:rPr>
-                <w:sz w:val="20"/>
-              </w:rPr>
               <w:t>已完成</w:t>
             </w:r>
           </w:p>
@@ -250,65 +214,50 @@
       <w:tr>
         <w:tc>
           <w:tcPr>
-            <w:tcW w:type="dxa" w:w="567"/>
+            <w:tcW w:type="dxa" w:w="1728"/>
           </w:tcPr>
           <w:p>
             <w:r>
-              <w:rPr>
-                <w:sz w:val="20"/>
-              </w:rPr>
               <w:t>3</w:t>
             </w:r>
           </w:p>
         </w:tc>
         <w:tc>
           <w:tcPr>
-            <w:tcW w:type="dxa" w:w="1134"/>
+            <w:tcW w:type="dxa" w:w="1728"/>
           </w:tcPr>
           <w:p>
             <w:r>
-              <w:rPr>
-                <w:sz w:val="20"/>
-              </w:rPr>
-              <w:t>POST</w:t>
+              <w:t>GET</w:t>
             </w:r>
           </w:p>
         </w:tc>
         <w:tc>
           <w:tcPr>
-            <w:tcW w:type="dxa" w:w="3118"/>
+            <w:tcW w:type="dxa" w:w="1728"/>
           </w:tcPr>
           <w:p>
             <w:r>
-              <w:rPr>
-                <w:sz w:val="20"/>
-              </w:rPr>
-              <w:t>/api/rooms/{roomId}/join</w:t>
+              <w:t>/api/rooms/{roomId}</w:t>
             </w:r>
           </w:p>
         </w:tc>
         <w:tc>
           <w:tcPr>
-            <w:tcW w:type="dxa" w:w="3118"/>
+            <w:tcW w:type="dxa" w:w="1728"/>
           </w:tcPr>
           <w:p>
             <w:r>
-              <w:rPr>
-                <w:sz w:val="20"/>
-              </w:rPr>
-              <w:t>用户加入已有房间</w:t>
+              <w:t>查询房间状态（成员、景点、状态）</w:t>
             </w:r>
           </w:p>
         </w:tc>
         <w:tc>
           <w:tcPr>
-            <w:tcW w:type="dxa" w:w="2268"/>
+            <w:tcW w:type="dxa" w:w="1728"/>
           </w:tcPr>
           <w:p>
             <w:r>
-              <w:rPr>
-                <w:sz w:val="20"/>
-              </w:rPr>
               <w:t>已完成</w:t>
             </w:r>
           </w:p>
@@ -317,65 +266,50 @@
       <w:tr>
         <w:tc>
           <w:tcPr>
-            <w:tcW w:type="dxa" w:w="567"/>
+            <w:tcW w:type="dxa" w:w="1728"/>
           </w:tcPr>
           <w:p>
             <w:r>
-              <w:rPr>
-                <w:sz w:val="20"/>
-              </w:rPr>
               <w:t>4</w:t>
             </w:r>
           </w:p>
         </w:tc>
         <w:tc>
           <w:tcPr>
-            <w:tcW w:type="dxa" w:w="1134"/>
+            <w:tcW w:type="dxa" w:w="1728"/>
           </w:tcPr>
           <w:p>
             <w:r>
-              <w:rPr>
-                <w:sz w:val="20"/>
-              </w:rPr>
               <w:t>POST</w:t>
             </w:r>
           </w:p>
         </w:tc>
         <w:tc>
           <w:tcPr>
-            <w:tcW w:type="dxa" w:w="3118"/>
+            <w:tcW w:type="dxa" w:w="1728"/>
           </w:tcPr>
           <w:p>
             <w:r>
-              <w:rPr>
-                <w:sz w:val="20"/>
-              </w:rPr>
-              <w:t>/api/rooms/{roomId}/current-spot</w:t>
+              <w:t>/api/rooms/{roomId}/join</w:t>
             </w:r>
           </w:p>
         </w:tc>
         <w:tc>
           <w:tcPr>
-            <w:tcW w:type="dxa" w:w="3118"/>
+            <w:tcW w:type="dxa" w:w="1728"/>
           </w:tcPr>
           <w:p>
             <w:r>
-              <w:rPr>
-                <w:sz w:val="20"/>
-              </w:rPr>
-              <w:t>更新房间当前讲解点</w:t>
+              <w:t>用户加入已有房间（需 token 认证）</w:t>
             </w:r>
           </w:p>
         </w:tc>
         <w:tc>
           <w:tcPr>
-            <w:tcW w:type="dxa" w:w="2268"/>
+            <w:tcW w:type="dxa" w:w="1728"/>
           </w:tcPr>
           <w:p>
             <w:r>
-              <w:rPr>
-                <w:sz w:val="20"/>
-              </w:rPr>
               <w:t>已完成</w:t>
             </w:r>
           </w:p>
@@ -384,66 +318,415 @@
       <w:tr>
         <w:tc>
           <w:tcPr>
-            <w:tcW w:type="dxa" w:w="567"/>
+            <w:tcW w:type="dxa" w:w="1728"/>
           </w:tcPr>
           <w:p>
             <w:r>
-              <w:rPr>
-                <w:sz w:val="20"/>
-              </w:rPr>
               <w:t>5</w:t>
             </w:r>
           </w:p>
         </w:tc>
         <w:tc>
           <w:tcPr>
-            <w:tcW w:type="dxa" w:w="1134"/>
+            <w:tcW w:type="dxa" w:w="1728"/>
           </w:tcPr>
           <w:p>
             <w:r>
-              <w:rPr>
-                <w:sz w:val="20"/>
-              </w:rPr>
               <w:t>POST</w:t>
             </w:r>
           </w:p>
         </w:tc>
         <w:tc>
           <w:tcPr>
-            <w:tcW w:type="dxa" w:w="3118"/>
+            <w:tcW w:type="dxa" w:w="1728"/>
           </w:tcPr>
           <w:p>
             <w:r>
-              <w:rPr>
-                <w:sz w:val="20"/>
-              </w:rPr>
+              <w:t>/api/rooms/{roomId}/current-spot</w:t>
+            </w:r>
+          </w:p>
+        </w:tc>
+        <w:tc>
+          <w:tcPr>
+            <w:tcW w:type="dxa" w:w="1728"/>
+          </w:tcPr>
+          <w:p>
+            <w:r>
+              <w:t>更新房间当前讲解点</w:t>
+            </w:r>
+          </w:p>
+        </w:tc>
+        <w:tc>
+          <w:tcPr>
+            <w:tcW w:type="dxa" w:w="1728"/>
+          </w:tcPr>
+          <w:p>
+            <w:r>
+              <w:t>已完成</w:t>
+            </w:r>
+          </w:p>
+        </w:tc>
+      </w:tr>
+      <w:tr>
+        <w:tc>
+          <w:tcPr>
+            <w:tcW w:type="dxa" w:w="1728"/>
+          </w:tcPr>
+          <w:p>
+            <w:r>
+              <w:t>6</w:t>
+            </w:r>
+          </w:p>
+        </w:tc>
+        <w:tc>
+          <w:tcPr>
+            <w:tcW w:type="dxa" w:w="1728"/>
+          </w:tcPr>
+          <w:p>
+            <w:r>
+              <w:t>GET</w:t>
+            </w:r>
+          </w:p>
+        </w:tc>
+        <w:tc>
+          <w:tcPr>
+            <w:tcW w:type="dxa" w:w="1728"/>
+          </w:tcPr>
+          <w:p>
+            <w:r>
+              <w:t>/api/rooms/{roomId}/avatar-state</w:t>
+            </w:r>
+          </w:p>
+        </w:tc>
+        <w:tc>
+          <w:tcPr>
+            <w:tcW w:type="dxa" w:w="1728"/>
+          </w:tcPr>
+          <w:p>
+            <w:r>
+              <w:t>获取数字人状态（aiStatus/emotion/action）</w:t>
+            </w:r>
+          </w:p>
+        </w:tc>
+        <w:tc>
+          <w:tcPr>
+            <w:tcW w:type="dxa" w:w="1728"/>
+          </w:tcPr>
+          <w:p>
+            <w:r>
+              <w:t>已完成</w:t>
+            </w:r>
+          </w:p>
+        </w:tc>
+      </w:tr>
+      <w:tr>
+        <w:tc>
+          <w:tcPr>
+            <w:tcW w:type="dxa" w:w="1728"/>
+          </w:tcPr>
+          <w:p>
+            <w:r>
+              <w:t>7</w:t>
+            </w:r>
+          </w:p>
+        </w:tc>
+        <w:tc>
+          <w:tcPr>
+            <w:tcW w:type="dxa" w:w="1728"/>
+          </w:tcPr>
+          <w:p>
+            <w:r>
+              <w:t>POST</w:t>
+            </w:r>
+          </w:p>
+        </w:tc>
+        <w:tc>
+          <w:tcPr>
+            <w:tcW w:type="dxa" w:w="1728"/>
+          </w:tcPr>
+          <w:p>
+            <w:r>
               <w:t>/api/ai/public-question</w:t>
             </w:r>
           </w:p>
         </w:tc>
         <w:tc>
           <w:tcPr>
-            <w:tcW w:type="dxa" w:w="3118"/>
+            <w:tcW w:type="dxa" w:w="1728"/>
           </w:tcPr>
           <w:p>
             <w:r>
-              <w:rPr>
-                <w:sz w:val="20"/>
-              </w:rPr>
-              <w:t>AI 公共问答（当前返回模拟答案）</w:t>
+              <w:t>AI 文本问答（DeepSeek LLM + Mock 降级）</w:t>
             </w:r>
           </w:p>
         </w:tc>
         <w:tc>
           <w:tcPr>
-            <w:tcW w:type="dxa" w:w="2268"/>
+            <w:tcW w:type="dxa" w:w="1728"/>
           </w:tcPr>
           <w:p>
             <w:r>
-              <w:rPr>
-                <w:sz w:val="20"/>
-              </w:rPr>
-              <w:t>模拟实现，待接入 AI</w:t>
+              <w:t>已接入 DeepSeek</w:t>
+            </w:r>
+          </w:p>
+        </w:tc>
+      </w:tr>
+      <w:tr>
+        <w:tc>
+          <w:tcPr>
+            <w:tcW w:type="dxa" w:w="1728"/>
+          </w:tcPr>
+          <w:p>
+            <w:r>
+              <w:t>8</w:t>
+            </w:r>
+          </w:p>
+        </w:tc>
+        <w:tc>
+          <w:tcPr>
+            <w:tcW w:type="dxa" w:w="1728"/>
+          </w:tcPr>
+          <w:p>
+            <w:r>
+              <w:t>POST</w:t>
+            </w:r>
+          </w:p>
+        </w:tc>
+        <w:tc>
+          <w:tcPr>
+            <w:tcW w:type="dxa" w:w="1728"/>
+          </w:tcPr>
+          <w:p>
+            <w:r>
+              <w:t>/api/ai/public-voice-question</w:t>
+            </w:r>
+          </w:p>
+        </w:tc>
+        <w:tc>
+          <w:tcPr>
+            <w:tcW w:type="dxa" w:w="1728"/>
+          </w:tcPr>
+          <w:p>
+            <w:r>
+              <w:t>语音问答完整链路（ASR-&gt;决策-&gt;LLM-&gt;TTS-&gt;续讲）</w:t>
+            </w:r>
+          </w:p>
+        </w:tc>
+        <w:tc>
+          <w:tcPr>
+            <w:tcW w:type="dxa" w:w="1728"/>
+          </w:tcPr>
+          <w:p>
+            <w:r>
+              <w:t>LLM 已接入，ASR/TTS Mock</w:t>
+            </w:r>
+          </w:p>
+        </w:tc>
+      </w:tr>
+      <w:tr>
+        <w:tc>
+          <w:tcPr>
+            <w:tcW w:type="dxa" w:w="1728"/>
+          </w:tcPr>
+          <w:p>
+            <w:r>
+              <w:t>9</w:t>
+            </w:r>
+          </w:p>
+        </w:tc>
+        <w:tc>
+          <w:tcPr>
+            <w:tcW w:type="dxa" w:w="1728"/>
+          </w:tcPr>
+          <w:p>
+            <w:r>
+              <w:t>POST</w:t>
+            </w:r>
+          </w:p>
+        </w:tc>
+        <w:tc>
+          <w:tcPr>
+            <w:tcW w:type="dxa" w:w="1728"/>
+          </w:tcPr>
+          <w:p>
+            <w:r>
+              <w:t>/api/audio/asr</w:t>
+            </w:r>
+          </w:p>
+        </w:tc>
+        <w:tc>
+          <w:tcPr>
+            <w:tcW w:type="dxa" w:w="1728"/>
+          </w:tcPr>
+          <w:p>
+            <w:r>
+              <w:t>语音识别（ASR）</w:t>
+            </w:r>
+          </w:p>
+        </w:tc>
+        <w:tc>
+          <w:tcPr>
+            <w:tcW w:type="dxa" w:w="1728"/>
+          </w:tcPr>
+          <w:p>
+            <w:r>
+              <w:t>Mock，待接入真实 ASR</w:t>
+            </w:r>
+          </w:p>
+        </w:tc>
+      </w:tr>
+      <w:tr>
+        <w:tc>
+          <w:tcPr>
+            <w:tcW w:type="dxa" w:w="1728"/>
+          </w:tcPr>
+          <w:p>
+            <w:r>
+              <w:t>10</w:t>
+            </w:r>
+          </w:p>
+        </w:tc>
+        <w:tc>
+          <w:tcPr>
+            <w:tcW w:type="dxa" w:w="1728"/>
+          </w:tcPr>
+          <w:p>
+            <w:r>
+              <w:t>POST</w:t>
+            </w:r>
+          </w:p>
+        </w:tc>
+        <w:tc>
+          <w:tcPr>
+            <w:tcW w:type="dxa" w:w="1728"/>
+          </w:tcPr>
+          <w:p>
+            <w:r>
+              <w:t>/api/audio/tts</w:t>
+            </w:r>
+          </w:p>
+        </w:tc>
+        <w:tc>
+          <w:tcPr>
+            <w:tcW w:type="dxa" w:w="1728"/>
+          </w:tcPr>
+          <w:p>
+            <w:r>
+              <w:t>语音合成（TTS）</w:t>
+            </w:r>
+          </w:p>
+        </w:tc>
+        <w:tc>
+          <w:tcPr>
+            <w:tcW w:type="dxa" w:w="1728"/>
+          </w:tcPr>
+          <w:p>
+            <w:r>
+              <w:t>Mock，待接入真实 TTS</w:t>
+            </w:r>
+          </w:p>
+        </w:tc>
+      </w:tr>
+      <w:tr>
+        <w:tc>
+          <w:tcPr>
+            <w:tcW w:type="dxa" w:w="1728"/>
+          </w:tcPr>
+          <w:p>
+            <w:r>
+              <w:t>11</w:t>
+            </w:r>
+          </w:p>
+        </w:tc>
+        <w:tc>
+          <w:tcPr>
+            <w:tcW w:type="dxa" w:w="1728"/>
+          </w:tcPr>
+          <w:p>
+            <w:r>
+              <w:t>POST</w:t>
+            </w:r>
+          </w:p>
+        </w:tc>
+        <w:tc>
+          <w:tcPr>
+            <w:tcW w:type="dxa" w:w="1728"/>
+          </w:tcPr>
+          <w:p>
+            <w:r>
+              <w:t>/api/vision/recognize</w:t>
+            </w:r>
+          </w:p>
+        </w:tc>
+        <w:tc>
+          <w:tcPr>
+            <w:tcW w:type="dxa" w:w="1728"/>
+          </w:tcPr>
+          <w:p>
+            <w:r>
+              <w:t>图片识景（VisionProvider 抽象层）</w:t>
+            </w:r>
+          </w:p>
+        </w:tc>
+        <w:tc>
+          <w:tcPr>
+            <w:tcW w:type="dxa" w:w="1728"/>
+          </w:tcPr>
+          <w:p>
+            <w:r>
+              <w:t>Mock 降级，预留 Qwen-VL</w:t>
+            </w:r>
+          </w:p>
+        </w:tc>
+      </w:tr>
+      <w:tr>
+        <w:tc>
+          <w:tcPr>
+            <w:tcW w:type="dxa" w:w="1728"/>
+          </w:tcPr>
+          <w:p>
+            <w:r>
+              <w:t>12</w:t>
+            </w:r>
+          </w:p>
+        </w:tc>
+        <w:tc>
+          <w:tcPr>
+            <w:tcW w:type="dxa" w:w="1728"/>
+          </w:tcPr>
+          <w:p>
+            <w:r>
+              <w:t>POST</w:t>
+            </w:r>
+          </w:p>
+        </w:tc>
+        <w:tc>
+          <w:tcPr>
+            <w:tcW w:type="dxa" w:w="1728"/>
+          </w:tcPr>
+          <w:p>
+            <w:r>
+              <w:t>/api/recommend/route</w:t>
+            </w:r>
+          </w:p>
+        </w:tc>
+        <w:tc>
+          <w:tcPr>
+            <w:tcW w:type="dxa" w:w="1728"/>
+          </w:tcPr>
+          <w:p>
+            <w:r>
+              <w:t>路线推荐（MapProvider 抽象层）</w:t>
+            </w:r>
+          </w:p>
+        </w:tc>
+        <w:tc>
+          <w:tcPr>
+            <w:tcW w:type="dxa" w:w="1728"/>
+          </w:tcPr>
+          <w:p>
+            <w:r>
+              <w:t>Mock 降级，预留高德/百度</w:t>
             </w:r>
           </w:p>
         </w:tc>
@@ -462,7 +745,6 @@
       <w:tblPr>
         <w:tblStyle w:val="LightGrid-Accent1"/>
         <w:tblW w:type="auto" w:w="0"/>
-        <w:jc w:val="center"/>
         <w:tblLook w:firstColumn="1" w:firstRow="1" w:lastColumn="0" w:lastRow="0" w:noHBand="0" w:noVBand="1" w:val="04A0"/>
       </w:tblPr>
       <w:tblGrid>
@@ -473,13 +755,12 @@
       <w:tr>
         <w:tc>
           <w:tcPr>
-            <w:tcW w:type="dxa" w:w="1134"/>
+            <w:tcW w:type="dxa" w:w="2880"/>
           </w:tcPr>
           <w:p>
             <w:r>
               <w:rPr>
                 <w:b/>
-                <w:sz w:val="22"/>
               </w:rPr>
               <w:t>层级</w:t>
             </w:r>
@@ -487,13 +768,12 @@
         </w:tc>
         <w:tc>
           <w:tcPr>
-            <w:tcW w:type="dxa" w:w="1701"/>
+            <w:tcW w:type="dxa" w:w="2880"/>
           </w:tcPr>
           <w:p>
             <w:r>
               <w:rPr>
                 <w:b/>
-                <w:sz w:val="22"/>
               </w:rPr>
               <w:t>目录</w:t>
             </w:r>
@@ -501,13 +781,12 @@
         </w:tc>
         <w:tc>
           <w:tcPr>
-            <w:tcW w:type="dxa" w:w="7370"/>
+            <w:tcW w:type="dxa" w:w="2880"/>
           </w:tcPr>
           <w:p>
             <w:r>
               <w:rPr>
                 <w:b/>
-                <w:sz w:val="22"/>
               </w:rPr>
               <w:t>职责</w:t>
             </w:r>
@@ -517,39 +796,30 @@
       <w:tr>
         <w:tc>
           <w:tcPr>
-            <w:tcW w:type="dxa" w:w="1134"/>
+            <w:tcW w:type="dxa" w:w="2880"/>
           </w:tcPr>
           <w:p>
             <w:r>
-              <w:rPr>
-                <w:sz w:val="20"/>
-              </w:rPr>
               <w:t>api</w:t>
             </w:r>
           </w:p>
         </w:tc>
         <w:tc>
           <w:tcPr>
-            <w:tcW w:type="dxa" w:w="1701"/>
+            <w:tcW w:type="dxa" w:w="2880"/>
           </w:tcPr>
           <w:p>
             <w:r>
-              <w:rPr>
-                <w:sz w:val="20"/>
-              </w:rPr>
               <w:t>app/api/</w:t>
             </w:r>
           </w:p>
         </w:tc>
         <w:tc>
           <w:tcPr>
-            <w:tcW w:type="dxa" w:w="7370"/>
+            <w:tcW w:type="dxa" w:w="2880"/>
           </w:tcPr>
           <w:p>
             <w:r>
-              <w:rPr>
-                <w:sz w:val="20"/>
-              </w:rPr>
               <w:t>路由定义（APIRouter），参数接收与响应返回</w:t>
             </w:r>
           </w:p>
@@ -558,39 +828,30 @@
       <w:tr>
         <w:tc>
           <w:tcPr>
-            <w:tcW w:type="dxa" w:w="1134"/>
+            <w:tcW w:type="dxa" w:w="2880"/>
           </w:tcPr>
           <w:p>
             <w:r>
-              <w:rPr>
-                <w:sz w:val="20"/>
-              </w:rPr>
               <w:t>schemas</w:t>
             </w:r>
           </w:p>
         </w:tc>
         <w:tc>
           <w:tcPr>
-            <w:tcW w:type="dxa" w:w="1701"/>
+            <w:tcW w:type="dxa" w:w="2880"/>
           </w:tcPr>
           <w:p>
             <w:r>
-              <w:rPr>
-                <w:sz w:val="20"/>
-              </w:rPr>
               <w:t>app/schemas/</w:t>
             </w:r>
           </w:p>
         </w:tc>
         <w:tc>
           <w:tcPr>
-            <w:tcW w:type="dxa" w:w="7370"/>
+            <w:tcW w:type="dxa" w:w="2880"/>
           </w:tcPr>
           <w:p>
             <w:r>
-              <w:rPr>
-                <w:sz w:val="20"/>
-              </w:rPr>
               <w:t>Pydantic 请求/响应模型校验</w:t>
             </w:r>
           </w:p>
@@ -599,39 +860,30 @@
       <w:tr>
         <w:tc>
           <w:tcPr>
-            <w:tcW w:type="dxa" w:w="1134"/>
+            <w:tcW w:type="dxa" w:w="2880"/>
           </w:tcPr>
           <w:p>
             <w:r>
-              <w:rPr>
-                <w:sz w:val="20"/>
-              </w:rPr>
               <w:t>services</w:t>
             </w:r>
           </w:p>
         </w:tc>
         <w:tc>
           <w:tcPr>
-            <w:tcW w:type="dxa" w:w="1701"/>
+            <w:tcW w:type="dxa" w:w="2880"/>
           </w:tcPr>
           <w:p>
             <w:r>
-              <w:rPr>
-                <w:sz w:val="20"/>
-              </w:rPr>
               <w:t>app/services/</w:t>
             </w:r>
           </w:p>
         </w:tc>
         <w:tc>
           <w:tcPr>
-            <w:tcW w:type="dxa" w:w="7370"/>
+            <w:tcW w:type="dxa" w:w="2880"/>
           </w:tcPr>
           <w:p>
             <w:r>
-              <w:rPr>
-                <w:sz w:val="20"/>
-              </w:rPr>
               <w:t>业务逻辑层，内存字典数据操作</w:t>
             </w:r>
           </w:p>
@@ -640,39 +892,94 @@
       <w:tr>
         <w:tc>
           <w:tcPr>
-            <w:tcW w:type="dxa" w:w="1134"/>
+            <w:tcW w:type="dxa" w:w="2880"/>
           </w:tcPr>
           <w:p>
             <w:r>
-              <w:rPr>
-                <w:sz w:val="20"/>
-              </w:rPr>
+              <w:t>providers</w:t>
+            </w:r>
+          </w:p>
+        </w:tc>
+        <w:tc>
+          <w:tcPr>
+            <w:tcW w:type="dxa" w:w="2880"/>
+          </w:tcPr>
+          <w:p>
+            <w:r>
+              <w:t>app/providers/</w:t>
+            </w:r>
+          </w:p>
+        </w:tc>
+        <w:tc>
+          <w:tcPr>
+            <w:tcW w:type="dxa" w:w="2880"/>
+          </w:tcPr>
+          <w:p>
+            <w:r>
+              <w:t>Provider 抽象层：LLM/Vision/Map 接口与实现（新增）</w:t>
+            </w:r>
+          </w:p>
+        </w:tc>
+      </w:tr>
+      <w:tr>
+        <w:tc>
+          <w:tcPr>
+            <w:tcW w:type="dxa" w:w="2880"/>
+          </w:tcPr>
+          <w:p>
+            <w:r>
+              <w:t>core</w:t>
+            </w:r>
+          </w:p>
+        </w:tc>
+        <w:tc>
+          <w:tcPr>
+            <w:tcW w:type="dxa" w:w="2880"/>
+          </w:tcPr>
+          <w:p>
+            <w:r>
+              <w:t>app/core/</w:t>
+            </w:r>
+          </w:p>
+        </w:tc>
+        <w:tc>
+          <w:tcPr>
+            <w:tcW w:type="dxa" w:w="2880"/>
+          </w:tcPr>
+          <w:p>
+            <w:r>
+              <w:t>配置层：Pydantic BaseSettings 环境变量加载（新增）</w:t>
+            </w:r>
+          </w:p>
+        </w:tc>
+      </w:tr>
+      <w:tr>
+        <w:tc>
+          <w:tcPr>
+            <w:tcW w:type="dxa" w:w="2880"/>
+          </w:tcPr>
+          <w:p>
+            <w:r>
               <w:t>models</w:t>
             </w:r>
           </w:p>
         </w:tc>
         <w:tc>
           <w:tcPr>
-            <w:tcW w:type="dxa" w:w="1701"/>
+            <w:tcW w:type="dxa" w:w="2880"/>
           </w:tcPr>
           <w:p>
             <w:r>
-              <w:rPr>
-                <w:sz w:val="20"/>
-              </w:rPr>
               <w:t>app/models/</w:t>
             </w:r>
           </w:p>
         </w:tc>
         <w:tc>
           <w:tcPr>
-            <w:tcW w:type="dxa" w:w="7370"/>
+            <w:tcW w:type="dxa" w:w="2880"/>
           </w:tcPr>
           <w:p>
             <w:r>
-              <w:rPr>
-                <w:sz w:val="20"/>
-              </w:rPr>
               <w:t>数据库 ORM 模型（待接入）</w:t>
             </w:r>
           </w:p>
@@ -755,6 +1062,38 @@
       </w:pPr>
       <w:r>
         <w:t>本次更新：2026-05-27 — 引入 services 层重构 rooms 模块，简化房间数据结构为 4 个核心字段。</w:t>
+      </w:r>
+    </w:p>
+    <w:p>
+      <w:pPr>
+        <w:pStyle w:val="Heading2"/>
+      </w:pPr>
+      <w:r>
+        <w:t>Provider 架构说明</w:t>
+      </w:r>
+    </w:p>
+    <w:p>
+      <w:pPr/>
+      <w:r>
+        <w:t>本次更新引入 Provider 抽象层（app/providers/），将外部服务能力（LLM/Vision/Map）抽象为可替换的 Provider 接口：</w:t>
+        <w:br/>
+        <w:br/>
+        <w:t>- LLM Provider：已实现 DeepSeek（OpenAI 兼容 API），设置 DEEPSEEK_API_KEY 即可启用真实大模型回答；未设置则自动降级到 Mock</w:t>
+        <w:br/>
+        <w:t>- Vision Provider：已定义抽象接口，当前 Mock 降级（3 个预设景点），后续可接入 Qwen-VL 多模态模型</w:t>
+        <w:br/>
+        <w:t>- Map Provider：已定义抽象接口，当前 Mock 降级（4 条预设路线），后续可接入高德/百度地图 API</w:t>
+        <w:br/>
+        <w:br/>
+        <w:t>配置方式：在项目根目录 .env 文件中设置对应环境变量（详见 API 接口文档的环境变量配置章节）。</w:t>
+      </w:r>
+    </w:p>
+    <w:p>
+      <w:pPr>
+        <w:pStyle w:val="ListBullet"/>
+      </w:pPr>
+      <w:r>
+        <w:t>本次更新：2026-06-03 — 引入 Provider 抽象层，接入 DeepSeek LLM，新增 Vision/Map Provider 接口预留，重构 AI/视觉/路线推荐为 async 服务。</w:t>
       </w:r>
     </w:p>
     <w:sectPr>
